--- a/paper/ijwis/submission/figure_captions.docx
+++ b/paper/ijwis/submission/figure_captions.docx
@@ -26,7 +26,7 @@
         <w:t xml:space="preserve"> </w:t>
       </w:r>
       <w:r>
-        <w:t xml:space="preserve">Icon-enhanced role-specific Web and online bilingual RAG architecture. Solid arrows denote runtime or data flow; dashed arrows denote governance or control. Source: Authors’ own work.</w:t>
+        <w:t xml:space="preserve">Web-based bilingual RAG system architecture for learner, teacher and administrator workflows. Solid arrows denote runtime or data flow; dashed arrows denote governance or control. Source: Authors’ own work.</w:t>
       </w:r>
     </w:p>
     <w:p>
@@ -62,7 +62,7 @@
         <w:t xml:space="preserve"> </w:t>
       </w:r>
       <w:r>
-        <w:t xml:space="preserve">Approved-hybrid retrieval quality and latency across top-k settings. Source: Authors’ own work.</w:t>
+        <w:t xml:space="preserve">Approved-hybrid retrieval quality and latency across top-k settings. Left: Recall@k; right: mean retrieval latency. Source: Authors’ own work.</w:t>
       </w:r>
     </w:p>
     <w:p>
@@ -80,7 +80,7 @@
         <w:t xml:space="preserve"> </w:t>
       </w:r>
       <w:r>
-        <w:t xml:space="preserve">Completion-only QLoRA training and validation loss. Source: Authors’ own work.</w:t>
+        <w:t xml:space="preserve">Completion-only QLoRA training and validation loss for Qwen2.5-7B and GLM-4-9B. Source: Authors’ own work.</w:t>
       </w:r>
     </w:p>
     <w:p>
@@ -98,7 +98,7 @@
         <w:t xml:space="preserve"> </w:t>
       </w:r>
       <w:r>
-        <w:t xml:space="preserve">Direction- and task-separated COMET before and after QLoRA. Source: Authors’ own work.</w:t>
+        <w:t xml:space="preserve">Direction- and task-separated COMET before and after QLoRA. Left: Qwen2.5-7B; right: GLM-4-9B. Source: Authors’ own work.</w:t>
       </w:r>
     </w:p>
     <w:p>
@@ -116,7 +116,7 @@
         <w:t xml:space="preserve"> </w:t>
       </w:r>
       <w:r>
-        <w:t xml:space="preserve">Bilingual QA quality against generation latency and peak GPU memory. Source: Authors’ own work.</w:t>
+        <w:t xml:space="preserve">Bilingual QA quality against generation latency and peak GPU memory. Left: mean generation latency; right: peak reserved GPU memory. Source: Authors’ own work.</w:t>
       </w:r>
     </w:p>
     <w:p>
@@ -134,7 +134,7 @@
         <w:t xml:space="preserve"> </w:t>
       </w:r>
       <w:r>
-        <w:t xml:space="preserve">Mean prevalence of automatically flagged output errors. Source: Authors’ own work.</w:t>
+        <w:t xml:space="preserve">Mean prevalence of automatically flagged output errors across the evaluated generator and retrieval conditions. Source: Authors’ own work.</w:t>
       </w:r>
     </w:p>
     <w:p>
@@ -152,7 +152,7 @@
         <w:t xml:space="preserve"> </w:t>
       </w:r>
       <w:r>
-        <w:t xml:space="preserve">Bilingual index, evidence support, governance history and steady-state retrieval load validation. Source: Authors’ own work.</w:t>
+        <w:t xml:space="preserve">Bilingual index, evidence support, governance history and steady-state retrieval load validation. Panels A-D report field ablation, evidence support, governance history and load results, respectively. Source: Authors’ own work.</w:t>
       </w:r>
     </w:p>
     <w:bookmarkEnd w:id="9"/>

--- a/paper/ijwis/submission/figure_captions.docx
+++ b/paper/ijwis/submission/figure_captions.docx
@@ -26,7 +26,7 @@
         <w:t xml:space="preserve"> </w:t>
       </w:r>
       <w:r>
-        <w:t xml:space="preserve">Web-based bilingual RAG system architecture for learner, teacher and administrator workflows. Solid arrows denote runtime or data flow; dashed arrows denote governance or control. Source: Authors’ own work.</w:t>
+        <w:t xml:space="preserve">Hybrid retrieval and QLoRA architecture for bilingual railway question answering. Stages 1-5 connect governed inputs, frozen BGE-M3 encoding, BM25/dense rank fusion, evidence-conditioned generation and independent evaluation. The lower branch shows offline answer-only adapter training with frozen base weights; retrieval and evaluation are outside the gradient path. Trade-off annotations summarise task-dependent empirical results, not guaranteed gains. Source: Authors’ own work.</w:t>
       </w:r>
     </w:p>
     <w:p>
@@ -44,7 +44,7 @@
         <w:t xml:space="preserve"> </w:t>
       </w:r>
       <w:r>
-        <w:t xml:space="preserve">Expert-governed knowledge, production-index and leakage-controlled evaluation lifecycle. Source: Authors’ own work.</w:t>
+        <w:t xml:space="preserve">Four-stage expert-governed lifecycle covering source acquisition and bilingual editing, review-state decisions, approved production indexing, and evaluation splits with exact held-out records excluded from indexing and training. Source: Authors’ own work.</w:t>
       </w:r>
     </w:p>
     <w:p>
@@ -62,7 +62,7 @@
         <w:t xml:space="preserve"> </w:t>
       </w:r>
       <w:r>
-        <w:t xml:space="preserve">Approved-hybrid retrieval quality and latency across top-k settings. Left: Recall@k; right: mean retrieval latency. Source: Authors’ own work.</w:t>
+        <w:t xml:space="preserve">Hybrid evidence-equivalent retrieval quality and latency across top-k settings. Left: Evidence Recall@k; right: mean retrieval latency. Source: Authors’ own work.</w:t>
       </w:r>
     </w:p>
     <w:p>
@@ -80,7 +80,7 @@
         <w:t xml:space="preserve"> </w:t>
       </w:r>
       <w:r>
-        <w:t xml:space="preserve">Completion-only QLoRA training and validation loss for Qwen2.5-7B and GLM-4-9B. Source: Authors’ own work.</w:t>
+        <w:t xml:space="preserve">Completion-only QLoRA optimisation for Qwen2.5-7B and GLM-4-9B. Lines show logged training loss; diamonds mark the single end-of-epoch validation measurement for each model. Source: Authors’ own work.</w:t>
       </w:r>
     </w:p>
     <w:p>
@@ -116,7 +116,7 @@
         <w:t xml:space="preserve"> </w:t>
       </w:r>
       <w:r>
-        <w:t xml:space="preserve">Bilingual QA quality against generation latency and peak GPU memory. Left: mean generation latency; right: peak reserved GPU memory. Source: Authors’ own work.</w:t>
+        <w:t xml:space="preserve">Mean bilingual standalone character-level F1 against generation latency and peak reserved GPU memory (GiB) for the four Qwen2.5/GLM original and QLoRA conditions. Left: mean generation latency; right: PyTorch reserved GPU memory. Quality and resources are measured on separate workloads. Source: Authors’ own work.</w:t>
       </w:r>
     </w:p>
     <w:p>
@@ -134,7 +134,7 @@
         <w:t xml:space="preserve"> </w:t>
       </w:r>
       <w:r>
-        <w:t xml:space="preserve">Mean prevalence of automatically flagged output errors across the evaluated generator and retrieval conditions. Source: Authors’ own work.</w:t>
+        <w:t xml:space="preserve">Standalone bilingual-QA and domain/translation output flags. Bars show mean condition/task-level proportions among groups in which each flag occurred, not pooled sample-level rates. Flags are non-exclusive; RAG retrieval misses and citation omissions are reported separately in the text. Source: Authors’ own work.</w:t>
       </w:r>
     </w:p>
     <w:p>
@@ -152,7 +152,7 @@
         <w:t xml:space="preserve"> </w:t>
       </w:r>
       <w:r>
-        <w:t xml:space="preserve">Bilingual index, evidence support, governance history and steady-state retrieval load validation. Panels A-D report field ablation, evidence support, governance history and load results, respectively. Source: Authors’ own work.</w:t>
+        <w:t xml:space="preserve">Bilingual index, automated evidence support and governance-history validation. Panels A-C report field ablation, evidence support and governance audit results, respectively. Source: Authors’ own work.</w:t>
       </w:r>
     </w:p>
     <w:bookmarkEnd w:id="9"/>
